--- a/docs/folha_de_teste.docx
+++ b/docs/folha_de_teste.docx
@@ -3462,7 +3462,7 @@
                 <w:b w:val="0"/>
                 <w:sz w:val="18"/>
               </w:rPr>
-              <w:t>Algum passo ficou longo demais para quem lê pouco? Qual?</w:t>
+              <w:t>Algum passo ficou longo demais? Qual?</w:t>
             </w:r>
           </w:p>
         </w:tc>
